--- a/ky/discovery-articles/1.3 Дөңгөлөк.docx
+++ b/ky/discovery-articles/1.3 Дөңгөлөк.docx
@@ -4,490 +4,326 @@
   <w:body>
     <w:p>
       <w:pPr>
-        <w:keepNext/>
-        <w:spacing w:before="280" w:after="120"/>
+        <w:pStyle w:val="Title"/>
+        <w:widowControl/>
       </w:pPr>
       <w:r>
-        <w:rPr>
-          <w:rFonts w:ascii="Calibri" w:hAnsi="Calibri" w:eastAsia="Calibri"/>
-          <w:b/>
-          <w:i w:val="0"/>
-          <w:color w:val="004E8C"/>
-          <w:sz w:val="44"/>
-        </w:rPr>
         <w:t>1.3 Дөңгөлөк</w:t>
       </w:r>
     </w:p>
     <w:p>
       <w:pPr>
-        <w:spacing w:after="80"/>
+        <w:keepNext/>
+        <w:widowControl/>
       </w:pPr>
       <w:r>
         <w:rPr>
-          <w:rFonts w:ascii="Calibri" w:hAnsi="Calibri" w:eastAsia="Calibri"/>
-          <w:b w:val="0"/>
-          <w:i/>
-          <w:color w:val="505050"/>
-          <w:sz w:val="22"/>
+          <w:sz w:val="20"/>
         </w:rPr>
-        <w:t>1. Цивилизациянын пайдубалы</w:t>
-      </w:r>
-    </w:p>
-    <w:p>
-      <w:pPr>
-        <w:spacing w:after="200"/>
-      </w:pPr>
-      <w:r>
-        <w:rPr>
-          <w:rFonts w:ascii="Calibri" w:hAnsi="Calibri" w:eastAsia="Calibri"/>
-          <w:b w:val="0"/>
-          <w:i/>
-          <w:sz w:val="22"/>
-        </w:rPr>
-        <w:t>Мезгил: болжол менен б.з.ч. 3500-жыл (дөңгөлөктүү унаа); б.з.ч. 5500-жыл чамасы (карапачынын тегереги) | Негизги аймактар: Месопотамия жана Евразия талаалары; бир нече жерде өз алдынча ойлоп табылганы талаштуу</w:t>
-      </w:r>
-    </w:p>
-    <w:p>
-      <w:pPr>
-        <w:spacing w:after="160" w:line="276" w:lineRule="auto"/>
-      </w:pPr>
-      <w:r>
-        <w:rPr>
-          <w:rFonts w:ascii="Calibri" w:hAnsi="Calibri" w:eastAsia="Calibri"/>
-          <w:b w:val="0"/>
-          <w:i w:val="0"/>
-          <w:sz w:val="22"/>
-        </w:rPr>
-        <w:t>Дөңгөлөк огун айланып эркин жүрө баштаганда гана чыныгы күчкө ээ болду. Араба менен карапачынын тегерегинен башталган бул идея кийин тиштүү механизмдерге, тегирмендерге, кыймылдаткычтарга жана дээрлик бардык айланма машиналарга негиз болду.</w:t>
+        <w:t>1. Цивилизациянын негиздери</w:t>
       </w:r>
     </w:p>
     <w:p>
       <w:pPr>
         <w:keepNext/>
-        <w:spacing w:before="240" w:after="120"/>
+        <w:widowControl/>
       </w:pPr>
       <w:r>
         <w:rPr>
-          <w:rFonts w:ascii="Calibri" w:hAnsi="Calibri" w:eastAsia="Calibri"/>
-          <w:b/>
-          <w:i w:val="0"/>
-          <w:color w:val="004E8C"/>
-          <w:sz w:val="28"/>
+          <w:sz w:val="20"/>
         </w:rPr>
-        <w:t>Негизги фактылар</w:t>
+        <w:t>Мезгил: болжол менен б. з. ч. 3500-жыл — дөңгөлөктүү унаа; б. з. ч. 5500-жыл — карапачынын айлампасы | Негизги аймактар: Месопотамия жана Евразия талаалары; бир нече жерде өз алдынча жаралган-жаралбаганы талкууланууда</w:t>
+      </w:r>
+    </w:p>
+    <w:p>
+      <w:pPr>
+        <w:widowControl/>
+      </w:pPr>
+      <w:r>
+        <w:t>Дөңгөлөк окко орнотулуп, эркин айлана алганда гана күчтүү куралга айланган. Араба менен карапачынын айлампасынан башталган идея кийин тиштүү механизмдерде, тегирмендерде, кыймылдаткычтарда жана дээрлик бардык айлануучу машиналарда колдонулган.</w:t>
+      </w:r>
+    </w:p>
+    <w:p>
+      <w:pPr>
+        <w:pStyle w:val="Heading1"/>
+        <w:widowControl/>
+      </w:pPr>
+      <w:r>
+        <w:t>Негизги маалыматтар</w:t>
       </w:r>
     </w:p>
     <w:p>
       <w:pPr>
         <w:pStyle w:val="ListBullet"/>
+        <w:widowControl/>
       </w:pPr>
       <w:r>
-        <w:rPr>
-          <w:rFonts w:ascii="Calibri" w:hAnsi="Calibri" w:eastAsia="Calibri"/>
-          <w:b w:val="0"/>
-          <w:i w:val="0"/>
-          <w:sz w:val="22"/>
-        </w:rPr>
-        <w:t>Айрым аймактарда карапачынын тегереги арабадан мурда, неолит доорунун соңунда эле пайда болгон</w:t>
+        <w:t>Карапачынын айлампасы арабадан мурда чыккан деп эсептелет; айрым аймактарда ал неолиттин соңунда эле болгон.</w:t>
       </w:r>
     </w:p>
     <w:p>
       <w:pPr>
         <w:pStyle w:val="ListBullet"/>
+        <w:widowControl/>
       </w:pPr>
       <w:r>
-        <w:rPr>
-          <w:rFonts w:ascii="Calibri" w:hAnsi="Calibri" w:eastAsia="Calibri"/>
-          <w:b w:val="0"/>
-          <w:i w:val="0"/>
-          <w:sz w:val="22"/>
-        </w:rPr>
-        <w:t>Месопотамияда дөңгөлөктүү унаалардын колдонулганы б.з.ч. 3500-жылдарга карата так далилденет</w:t>
+        <w:t>Месопотамияда болжол менен б. з. ч. 3500-жылы дөңгөлөктүү унаалар болгонун айкын далилдер көрсөтөт.</w:t>
       </w:r>
     </w:p>
     <w:p>
       <w:pPr>
         <w:pStyle w:val="ListBullet"/>
+        <w:widowControl/>
       </w:pPr>
       <w:r>
-        <w:rPr>
-          <w:rFonts w:ascii="Calibri" w:hAnsi="Calibri" w:eastAsia="Calibri"/>
-          <w:b w:val="0"/>
-          <w:i w:val="0"/>
-          <w:sz w:val="22"/>
-        </w:rPr>
-        <w:t>Чечүүчү жаңылык жөн гана тегерек диск эмес, дөңгөлөк менен огунун айкалышы болгон</w:t>
+        <w:t>Негизги жаңылык тегерек диск эмес, аны айланткан ок болгон.</w:t>
       </w:r>
     </w:p>
     <w:p>
       <w:pPr>
         <w:pStyle w:val="ListBullet"/>
+        <w:widowControl/>
       </w:pPr>
       <w:r>
-        <w:rPr>
-          <w:rFonts w:ascii="Calibri" w:hAnsi="Calibri" w:eastAsia="Calibri"/>
-          <w:b w:val="0"/>
-          <w:i w:val="0"/>
-          <w:sz w:val="22"/>
-        </w:rPr>
-        <w:t>Америкадагы айрым өнүккөн коомдор транспорттук дөңгөлөксүз эле гүлдөп-өскөн</w:t>
+        <w:t>Айрым өнүккөн коомдор, анын ичинде Америкадагы цивилизациялар, жүк ташуучу дөңгөлөксүз эле гүлдөп-өнүккөн.</w:t>
       </w:r>
     </w:p>
     <w:p>
       <w:pPr>
         <w:pStyle w:val="ListBullet"/>
+        <w:widowControl/>
       </w:pPr>
       <w:r>
-        <w:rPr>
-          <w:rFonts w:ascii="Calibri" w:hAnsi="Calibri" w:eastAsia="Calibri"/>
-          <w:b w:val="0"/>
-          <w:i w:val="0"/>
-          <w:sz w:val="22"/>
-        </w:rPr>
-        <w:t>Кийин айланма кыймыл тиштүү механизмдердин, турбиналардын жана кыймылдаткычтардын негизине айланган</w:t>
+        <w:t>Айлануу кийин тиштүү механизмдердин, турбиналардын жана кыймылдаткычтардын негизине айланган.</w:t>
       </w:r>
     </w:p>
     <w:p>
       <w:pPr>
-        <w:keepNext/>
-        <w:spacing w:before="240" w:after="120"/>
+        <w:pStyle w:val="Heading1"/>
+        <w:widowControl/>
       </w:pPr>
       <w:r>
-        <w:rPr>
-          <w:rFonts w:ascii="Calibri" w:hAnsi="Calibri" w:eastAsia="Calibri"/>
-          <w:b/>
-          <w:i w:val="0"/>
-          <w:color w:val="004E8C"/>
-          <w:sz w:val="28"/>
-        </w:rPr>
-        <w:t>Бул эмне</w:t>
+        <w:t>Бул эмне?</w:t>
       </w:r>
     </w:p>
     <w:p>
       <w:pPr>
-        <w:spacing w:after="160" w:line="276" w:lineRule="auto"/>
+        <w:widowControl/>
       </w:pPr>
       <w:r>
-        <w:rPr>
-          <w:rFonts w:ascii="Calibri" w:hAnsi="Calibri" w:eastAsia="Calibri"/>
-          <w:b w:val="0"/>
-          <w:i w:val="0"/>
-          <w:sz w:val="22"/>
-        </w:rPr>
-        <w:t>Дөңгөлөк — борборун айланып жүргөн диск же алкак. Өзүнчө ал болгону геометриялык форма. Пайдалуу ойлоп табуу — дөңгөлөк менен ок: диск жүк көтөрүп же шайманды иштетип жатып эркин айлана турган таякча. Бул жөнөкөй жуп чана сүйрөгөнгө салыштырмалуу сүрүлүүнү азайтат. Оор капты жерде сүйрөө менен аны арабага салып ташууну салыштырып көрүңүз: негизги милдетти көзгө көрүнбөгөн дөңгөлөк огу аткарат. Ушул эле принцип кийин чыгырыктарда, тиштүү механизмдерде, суу дөңгөлөктөрүндө жана маховиктерде колдонулган.</w:t>
+        <w:t>Дөңгөлөк — борборунун айланасында айланган диск же алкак. Өзүнчө ал жөн гана форма. Аны пайдалуу кылган нерсе — дөңгөлөк менен октун айкалышы: өзөк дискти жүк көтөрүп же шайманды иштетип турганда айланууга мүмкүндүк берет. Бул жөнөкөй түзүлүш чананы сүйрөөгө караганда сүрүлүүнү азайтат. Оор капты жер менен сүйрөгөндү жана арабага салып ташыганды салыштырып көрүңүз. Айырманы дөңгөлөк менен ок жаратат. Кийин ушул эле идея блоктордо, тиштүү дөңгөлөктөрдө, суу дөңгөлөктөрүндө жана айланууну туруктуу кармаган маховиктерде колдонулган.</w:t>
       </w:r>
     </w:p>
     <w:p>
       <w:pPr>
-        <w:keepNext/>
-        <w:spacing w:before="240" w:after="120"/>
+        <w:pStyle w:val="Heading1"/>
+        <w:widowControl/>
       </w:pPr>
       <w:r>
-        <w:rPr>
-          <w:rFonts w:ascii="Calibri" w:hAnsi="Calibri" w:eastAsia="Calibri"/>
-          <w:b/>
-          <w:i w:val="0"/>
-          <w:color w:val="004E8C"/>
-          <w:sz w:val="28"/>
-        </w:rPr>
-        <w:t>Аны ким ачкан же ойлоп тапкан</w:t>
+        <w:t xml:space="preserve">Ким ойлоп тапкан</w:t>
       </w:r>
     </w:p>
     <w:p>
       <w:pPr>
-        <w:spacing w:after="160" w:line="276" w:lineRule="auto"/>
+        <w:widowControl/>
       </w:pPr>
       <w:r>
-        <w:rPr>
-          <w:rFonts w:ascii="Calibri" w:hAnsi="Calibri" w:eastAsia="Calibri"/>
-          <w:b w:val="0"/>
-          <w:i w:val="0"/>
-          <w:sz w:val="22"/>
-        </w:rPr>
-        <w:t>Дөңгөлөктү ойлоп тапкан конкреттүү адам белгисиз. Эң алгачкы так дөңгөлөктүү унаалар б.з.ч. төртүнчү миң жылдыкта Месопотамияда, Түштүк-Батыш Азиянын коңшу аймактарында жана Евразия талааларында пайда болгон. Айрым жерлерде чопону калыптандыруучу карапачынын тегереги андан мурда жаралган деп эсептелет. Бул ойго ар башка жамааттар өз алдынча бир нече жолу келиши мүмкүн. Тарыхта белгилүү бир ысым эмес, устачылык өнөр тараган.</w:t>
+        <w:t>Ойлоп тапкан конкреттүү адам белгисиз. Дөңгөлөктүү унаалардын алгачкы айкын белгилери б. з. ч. IV миң жылдыкта Месопотамияда, Түштүк-Батыш Азиянын коңшу аймактарында жана Евразия талааларында кездешет. Айрым жерлерде чопону калыптоочу карапачынын айлампасы мурда пайда болгон деп эсептелет. Ар башка коомдор бул идеяга өз алдынча келиши мүмкүн. Элге тараганы белгилүү бир адамдын аты эмес, жасоо өнөрү болгон.</w:t>
       </w:r>
     </w:p>
     <w:p>
       <w:pPr>
-        <w:keepNext/>
-        <w:spacing w:before="240" w:after="120"/>
+        <w:pStyle w:val="Heading1"/>
+        <w:widowControl/>
       </w:pPr>
       <w:r>
-        <w:rPr>
-          <w:rFonts w:ascii="Calibri" w:hAnsi="Calibri" w:eastAsia="Calibri"/>
-          <w:b/>
-          <w:i w:val="0"/>
-          <w:color w:val="004E8C"/>
-          <w:sz w:val="28"/>
-        </w:rPr>
-        <w:t>Качан жана кантип пайда болгон</w:t>
+        <w:t>Качан жана кантип пайда болгон?</w:t>
       </w:r>
     </w:p>
     <w:p>
       <w:pPr>
-        <w:spacing w:after="160" w:line="276" w:lineRule="auto"/>
+        <w:widowControl/>
       </w:pPr>
       <w:r>
-        <w:rPr>
-          <w:rFonts w:ascii="Calibri" w:hAnsi="Calibri" w:eastAsia="Calibri"/>
-          <w:b w:val="0"/>
-          <w:i w:val="0"/>
-          <w:sz w:val="22"/>
-        </w:rPr>
-        <w:t>Б.з.ч. 3500-жылдарга таандык сүрөттөр менен калдыктар Месопотамияда араба жана жүк ташуучу арабалар болгонун көрсөтөт. Айрым археологиялык катмарларда карапачынын тегереги мындан да эрте кездешет, бирок анын так датасы дагы эле талкууланууда. Дөңгөлөк жүк тартуучу жаныбарлар бар жана жер салыштырмалуу катуу аймактарда өзгөчө пайдалуу болгон. Америкада жана Африканын көп бөлүгүндө болсо бай цивилизациялар кайык, жүк ташуучу жаныбар же адам күчү менен эле өнүккөн. Демек, дөңгөлөк өтө тапкыч табылга болгону менен, анын пайда болушу сөзсүз эмес эле.</w:t>
+        <w:t>Болжол менен б. з. ч. 3500-жылдарга таандык сүрөттөр жана калдыктар Месопотамияда арабалар болгонун көрсөтөт. Карапачынын айлампасы айрым археологиялык катарларда мындан эртерээк даталанат, бирок анын мөөнөттөрү дагы эле талкууланат. Дөңгөлөк чегилүүчү мал жана салыштырмалуу катуу жер болгон жерде көбүрөөк пайдалуу эле. Америкада жана Африканын көп бөлүгүндө адамдар кайык, жүк артылуучу жаныбар же жөө ташуучулар менен бай цивилизацияларды курган. Дөңгөлөк мыкты чечим болгон, бирок бардык коом үчүн сөзсүз зарыл эмес эле.</w:t>
       </w:r>
     </w:p>
     <w:p>
       <w:pPr>
-        <w:keepNext/>
-        <w:spacing w:before="240" w:after="120"/>
+        <w:pStyle w:val="Heading1"/>
+        <w:widowControl/>
       </w:pPr>
       <w:r>
-        <w:rPr>
-          <w:rFonts w:ascii="Calibri" w:hAnsi="Calibri" w:eastAsia="Calibri"/>
-          <w:b/>
-          <w:i w:val="0"/>
-          <w:color w:val="004E8C"/>
-          <w:sz w:val="28"/>
-        </w:rPr>
-        <w:t>Илимий жактан мааниси</w:t>
+        <w:t>Илим үчүн мааниси</w:t>
       </w:r>
     </w:p>
     <w:p>
       <w:pPr>
-        <w:spacing w:after="160" w:line="276" w:lineRule="auto"/>
+        <w:widowControl/>
       </w:pPr>
       <w:r>
-        <w:rPr>
-          <w:rFonts w:ascii="Calibri" w:hAnsi="Calibri" w:eastAsia="Calibri"/>
-          <w:b w:val="0"/>
-          <w:i w:val="0"/>
-          <w:sz w:val="22"/>
-        </w:rPr>
-        <w:t>Илимий жактан дөңгөлөк менен ок аз өлчөмдөгү айландыруучу күчтү пайдалуу кыймылга айлантууга же оор жүктү азыраак күч менен жылдырууга мүмкүндүк берет. Ал рычаг жана айлануу сыяктуу түшүнүктөрдү көрсөтөт; кийин физика бул мыйзамдарды так сүрөттөп берген. Адамдар валды айландырууну үйрөнгөндөн кийин дан тартууга, суу көтөрүүгө, андан кыйла кийин сааттын жүрүшүн жөнгө салууга жана фабрикаларды иштетүүгө мүмкүнчүлүк алышкан.</w:t>
+        <w:t>Дөңгөлөк менен ок чакан айландыруучу күчтү пайдалуу кыймылга айландырууга же оор жүктү азыраак күч менен жылдырууга мүмкүндүк берет. Анын иштешинен рычагдын жана айлануунун принциптерин көрөбүз; кийин физика аларды так сүрөттөгөн. Адамдар валды айлантууну өздөштүргөндө дан тартууга, суу көтөрүүгө, кыйла кийин саатты жана заводдордун машиналарын иштетүүгө мүмкүн болгон.</w:t>
       </w:r>
     </w:p>
     <w:p>
       <w:pPr>
-        <w:keepNext/>
-        <w:spacing w:before="240" w:after="120"/>
+        <w:pStyle w:val="Heading1"/>
+        <w:widowControl/>
       </w:pPr>
       <w:r>
-        <w:rPr>
-          <w:rFonts w:ascii="Calibri" w:hAnsi="Calibri" w:eastAsia="Calibri"/>
-          <w:b/>
-          <w:i w:val="0"/>
-          <w:color w:val="004E8C"/>
-          <w:sz w:val="28"/>
-        </w:rPr>
-        <w:t>Кийинки өнүгүүлөргө тийгизген таасири</w:t>
+        <w:t>Кийинки өнүгүүгө тийгизген таасири</w:t>
       </w:r>
     </w:p>
     <w:p>
       <w:pPr>
-        <w:spacing w:after="160" w:line="276" w:lineRule="auto"/>
+        <w:widowControl/>
       </w:pPr>
       <w:r>
-        <w:rPr>
-          <w:rFonts w:ascii="Calibri" w:hAnsi="Calibri" w:eastAsia="Calibri"/>
-          <w:b w:val="0"/>
-          <w:i w:val="0"/>
-          <w:sz w:val="22"/>
-        </w:rPr>
-        <w:t>Арабалар кургактыктагы сооданы жана согуштун жаңы түрлөрүн өнүктүрдү. Айланма кыймылдан тегирмен, ийик, токардык станок жана центрифуга пайда болду. Бири-бирин айланткан тиштүү дөңгөлөктөр сааттарды, кийин кыймылдаткычтарды жасоого жол ачты. Буу турбиналары, автоунаанын күч берүү тутуму, реактивдүү кыймылдаткычтар жана катуу дисктин моторлору дагы эле көзөмөлдөнгөн айланууга таянат. Байыркы арабанын дөңгөлөгү менен азыркы турбинаны бир эле идея бириктирет.</w:t>
+        <w:t>Арабалар кургактык соодасын жана согуштун жаңы түрлөрүн өнүктүргөн. Айлануу принцибинен тегирмен, ийик, токардык станок жана центрифуга чыккан. Бири-бирин айланткан тиштүү дөңгөлөктөр сааттарга, кийин кыймылдаткычтарга негиз болгон. Буу турбиналары, унаанын кыймыл берүү системалары, реактивдүү кыймылдаткычтар жана катуу дисктин моторлору бүгүн да башкарылган айланууга таянат. Байыркы араба менен азыркы турбина бир идеядан жаралган.</w:t>
       </w:r>
     </w:p>
     <w:p>
       <w:pPr>
-        <w:keepNext/>
-        <w:spacing w:before="240" w:after="120"/>
+        <w:pStyle w:val="Heading1"/>
+        <w:widowControl/>
       </w:pPr>
       <w:r>
-        <w:rPr>
-          <w:rFonts w:ascii="Calibri" w:hAnsi="Calibri" w:eastAsia="Calibri"/>
-          <w:b/>
-          <w:i w:val="0"/>
-          <w:color w:val="004E8C"/>
-          <w:sz w:val="28"/>
-        </w:rPr>
-        <w:t>Адамдардын жашоосун кантип өзгөрткөн</w:t>
+        <w:t>Адамдардын жашоосун кантип өзгөрткөн?</w:t>
       </w:r>
     </w:p>
     <w:p>
       <w:pPr>
-        <w:spacing w:after="160" w:line="276" w:lineRule="auto"/>
+        <w:widowControl/>
       </w:pPr>
       <w:r>
-        <w:rPr>
-          <w:rFonts w:ascii="Calibri" w:hAnsi="Calibri" w:eastAsia="Calibri"/>
-          <w:b w:val="0"/>
-          <w:i w:val="0"/>
-          <w:sz w:val="22"/>
-        </w:rPr>
-        <w:t>Дөңгөлөктүү транспорт азык-түлүктү, товарларды жана адамдарды ташууга кеткен убакыт менен чыгымды азайтты. Ал империялардын жана базарлардын өсүшүнө көмөк кылды. Күнүмдүк жашоодо араба, велосипед, автоунаа жана поезд түрүндө дагы деле кызмат кылат. Ошол эле учурда жолдордун курулушун, кырсыктарды, кийин тыгын менен булганууну да кошо алып келди. Ошентсе да ашканада же фабрикада үн чыгарып иштеген дээрлик ар бир машина ошол алгачкы эркин айланган дөңгөлөктүн урпагы.</w:t>
+        <w:t>Дөңгөлөктүү транспорт азык-түлүктү, буюмдарды жана адамдарды ташуунун убактысын жана чыгымын кыскарткан. Ал империялар менен базарлардын кеңейишине жардам берген. Бүгүн бул идеяны арабадан, велосипедден, автомобилден жана поездден көрөбүз. Ошол эле учурда жолдор, кырсыктар, кийин тыгындар жана булгануу пайда болгон. Ошентсе да ашканада же заводдо иштеген дээрлик ар бир машина ошол алгачкы эркин айланган дөңгөлөктүн уландысы.</w:t>
       </w:r>
     </w:p>
     <w:p>
       <w:pPr>
-        <w:keepNext/>
-        <w:spacing w:before="240" w:after="120"/>
+        <w:pStyle w:val="Heading1"/>
+        <w:widowControl/>
       </w:pPr>
       <w:r>
-        <w:rPr>
-          <w:rFonts w:ascii="Calibri" w:hAnsi="Calibri" w:eastAsia="Calibri"/>
-          <w:b/>
-          <w:i w:val="0"/>
-          <w:color w:val="004E8C"/>
-          <w:sz w:val="28"/>
-        </w:rPr>
-        <w:t>Булактар жана шилтемелер</w:t>
+        <w:t>Булактар жана кошумча окуу</w:t>
       </w:r>
     </w:p>
     <w:p>
       <w:pPr>
-        <w:keepNext/>
-        <w:spacing w:before="240" w:after="120"/>
+        <w:pStyle w:val="Heading2"/>
+        <w:widowControl/>
       </w:pPr>
       <w:r>
         <w:rPr>
-          <w:rFonts w:ascii="Calibri" w:hAnsi="Calibri" w:eastAsia="Calibri"/>
-          <w:b/>
-          <w:i w:val="0"/>
-          <w:color w:val="004E8C"/>
-          <w:sz w:val="24"/>
+          <w:sz w:val="20"/>
         </w:rPr>
-        <w:t>A. Китептер жана негизги илимий эмгектер</w:t>
+        <w:t>Китептер жана негизги илимий эмгектер</w:t>
       </w:r>
     </w:p>
     <w:p>
       <w:pPr>
-        <w:spacing w:after="80"/>
-        <w:ind w:left="360"/>
+        <w:widowControl/>
       </w:pPr>
       <w:r>
         <w:rPr>
-          <w:rFonts w:ascii="Calibri" w:hAnsi="Calibri" w:eastAsia="Calibri"/>
-          <w:b w:val="0"/>
-          <w:i w:val="0"/>
-          <w:sz w:val="22"/>
+          <w:sz w:val="20"/>
         </w:rPr>
         <w:t>1. McClellan, James E., and Harold Dorn. Science and Technology in World History. 3rd ed. Baltimore: Johns Hopkins University Press, 2015.</w:t>
       </w:r>
     </w:p>
     <w:p>
       <w:pPr>
-        <w:keepNext/>
-        <w:spacing w:before="240" w:after="120"/>
+        <w:pStyle w:val="Heading2"/>
+        <w:widowControl/>
       </w:pPr>
       <w:r>
         <w:rPr>
-          <w:rFonts w:ascii="Calibri" w:hAnsi="Calibri" w:eastAsia="Calibri"/>
-          <w:b/>
-          <w:i w:val="0"/>
-          <w:color w:val="004E8C"/>
-          <w:sz w:val="24"/>
+          <w:sz w:val="20"/>
         </w:rPr>
-        <w:t>C. Мекемелердин материалдары жана энциклопедиялык булактар</w:t>
+        <w:t>Уюмдардын жана энциклопедиялардын материалдары</w:t>
       </w:r>
     </w:p>
     <w:p>
       <w:pPr>
-        <w:spacing w:after="80"/>
-        <w:ind w:left="360"/>
+        <w:widowControl/>
       </w:pPr>
       <w:r>
         <w:rPr>
-          <w:rFonts w:ascii="Calibri" w:hAnsi="Calibri" w:eastAsia="Calibri"/>
-          <w:b w:val="0"/>
-          <w:i w:val="0"/>
-          <w:sz w:val="22"/>
+          <w:sz w:val="20"/>
         </w:rPr>
-        <w:t>1. Encyclopaedia Britannica. “Wheel” (“Дөңгөлөк”).</w:t>
-      </w:r>
-      <w:r>
-        <w:rPr>
-          <w:rFonts w:ascii="Calibri" w:hAnsi="Calibri" w:eastAsia="Calibri"/>
-          <w:b w:val="0"/>
-          <w:i w:val="0"/>
-          <w:sz w:val="22"/>
-        </w:rPr>
-        <w:t xml:space="preserve"> </w:t>
+        <w:t xml:space="preserve">1. Encyclopaedia Britannica. 'Wheel.' </w:t>
       </w:r>
       <w:hyperlink r:id="rId9">
         <w:r>
           <w:rPr>
-            <w:rFonts w:ascii="Calibri" w:hAnsi="Calibri" w:eastAsia="Calibri"/>
-            <w:b w:val="0"/>
-            <w:i w:val="0"/>
-            <w:sz w:val="22"/>
-            <w:color w:val="0563C1"/>
-            <w:u w:val="single"/>
+            <w:sz w:val="20"/>
           </w:rPr>
           <w:t>https://www.britannica.com/technology/wheel</w:t>
         </w:r>
       </w:hyperlink>
-    </w:p>
-    <w:p>
-      <w:pPr>
-        <w:keepNext/>
-        <w:spacing w:before="240" w:after="120"/>
-      </w:pPr>
       <w:r>
         <w:rPr>
-          <w:rFonts w:ascii="Calibri" w:hAnsi="Calibri" w:eastAsia="Calibri"/>
-          <w:b/>
-          <w:i w:val="0"/>
-          <w:color w:val="004E8C"/>
-          <w:sz w:val="24"/>
+          <w:sz w:val="20"/>
         </w:rPr>
-        <w:t>J. Басма сөз, илимий-популярдуу жана жалпы маалымат булактары</w:t>
       </w:r>
     </w:p>
     <w:p>
       <w:pPr>
-        <w:spacing w:after="80"/>
-        <w:ind w:left="360"/>
+        <w:pStyle w:val="Heading2"/>
+        <w:widowControl/>
       </w:pPr>
       <w:r>
         <w:rPr>
-          <w:rFonts w:ascii="Calibri" w:hAnsi="Calibri" w:eastAsia="Calibri"/>
-          <w:b w:val="0"/>
-          <w:i w:val="0"/>
-          <w:sz w:val="22"/>
+          <w:sz w:val="20"/>
         </w:rPr>
-        <w:t>1. Smithsonian Magazine. “A Brief History of the Wheel” (“Дөңгөлөктүн кыскача тарыхы”).</w:t>
+        <w:t>Басма сөз, илимий-популярдуу жана маалымдама материалдар</w:t>
       </w:r>
+    </w:p>
+    <w:p>
+      <w:pPr>
+        <w:widowControl/>
+      </w:pPr>
       <w:r>
         <w:rPr>
-          <w:rFonts w:ascii="Calibri" w:hAnsi="Calibri" w:eastAsia="Calibri"/>
-          <w:b w:val="0"/>
-          <w:i w:val="0"/>
-          <w:sz w:val="22"/>
+          <w:sz w:val="20"/>
         </w:rPr>
-        <w:t xml:space="preserve"> </w:t>
+        <w:t xml:space="preserve">1. Smithsonian Magazine. 'A Brief History of the Wheel.' </w:t>
       </w:r>
       <w:hyperlink r:id="rId10">
         <w:r>
           <w:rPr>
-            <w:rFonts w:ascii="Calibri" w:hAnsi="Calibri" w:eastAsia="Calibri"/>
-            <w:b w:val="0"/>
-            <w:i w:val="0"/>
-            <w:sz w:val="22"/>
-            <w:color w:val="0563C1"/>
-            <w:u w:val="single"/>
+            <w:sz w:val="20"/>
           </w:rPr>
           <w:t>https://www.smithsonianmag.com/science-nature/a-brief-history-of-the-wheel-25544409/</w:t>
         </w:r>
       </w:hyperlink>
+      <w:r>
+        <w:rPr>
+          <w:sz w:val="20"/>
+        </w:rPr>
+      </w:r>
     </w:p>
     <w:sectPr>
-      <w:pgSz w:w="12240" w:h="15840"/>
-      <w:pgMar w:top="1296" w:right="1440" w:bottom="1296" w:left="1440" w:header="720" w:footer="720" w:gutter="0"/>
+      <w:footerReference w:type="default" r:id="rId11"/>
+      <w:pgSz w:w="11906" w:h="16838"/>
+      <w:pgMar w:top="1020" w:right="1134" w:bottom="1020" w:left="1134" w:header="720" w:footer="720" w:gutter="0"/>
       <w:cols w:space="720"/>
       <w:docGrid w:linePitch="360"/>
     </w:sectPr>
   </w:body>
 </w:document>
+</file>
+
+<file path=word/footer1.xml><?xml version="1.0" encoding="utf-8"?>
+<w:ftr xmlns:m="http://schemas.openxmlformats.org/officeDocument/2006/math" xmlns:mc="http://schemas.openxmlformats.org/markup-compatibility/2006" xmlns:mo="http://schemas.microsoft.com/office/mac/office/2008/main" xmlns:mv="urn:schemas-microsoft-com:mac:vml" xmlns:o="urn:schemas-microsoft-com:office:office" xmlns:r="http://schemas.openxmlformats.org/officeDocument/2006/relationships" xmlns:v="urn:schemas-microsoft-com:vml" xmlns:w10="urn:schemas-microsoft-com:office:word" xmlns:w14="http://schemas.microsoft.com/office/word/2010/wordml" xmlns:w="http://schemas.openxmlformats.org/wordprocessingml/2006/main" xmlns:wne="http://schemas.microsoft.com/office/word/2006/wordml" xmlns:wp14="http://schemas.microsoft.com/office/word/2010/wordprocessingDrawing" xmlns:wp="http://schemas.openxmlformats.org/drawingml/2006/wordprocessingDrawing" xmlns:wpc="http://schemas.microsoft.com/office/word/2010/wordprocessingCanvas" xmlns:wpg="http://schemas.microsoft.com/office/word/2010/wordprocessingGroup" xmlns:wpi="http://schemas.microsoft.com/office/word/2010/wordprocessingInk" xmlns:wps="http://schemas.microsoft.com/office/word/2010/wordprocessingShape" mc:Ignorable="w14 wp14">
+  <w:p>
+    <w:pPr>
+      <w:pStyle w:val="Footer"/>
+      <w:jc w:val="right"/>
+    </w:pPr>
+    <w:fldSimple w:instr="PAGE"/>
+  </w:p>
+</w:ftr>
 </file>
 
 <file path=word/numbering.xml><?xml version="1.0" encoding="utf-8"?>
@@ -698,7 +534,7 @@
   <w:docDefaults>
     <w:rPrDefault>
       <w:rPr>
-        <w:rFonts w:asciiTheme="minorHAnsi" w:eastAsiaTheme="minorEastAsia" w:hAnsiTheme="minorHAnsi" w:cstheme="minorBidi"/>
+        <w:rFonts/>
         <w:sz w:val="22"/>
         <w:szCs w:val="22"/>
         <w:lang w:val="en-US" w:eastAsia="en-US" w:bidi="ar-SA"/>
@@ -853,6 +689,15 @@
     <w:name w:val="Normal"/>
     <w:qFormat/>
     <w:rsid w:val="00FC693F"/>
+    <w:pPr>
+      <w:spacing w:after="120" w:line="259" w:lineRule="auto"/>
+    </w:pPr>
+    <w:rPr>
+      <w:rFonts w:ascii="Times New Roman" w:hAnsi="Times New Roman"/>
+      <w:color w:val="000000"/>
+      <w:sz w:val="24"/>
+      <w:lang w:val="ky-KG"/>
+    </w:rPr>
   </w:style>
   <w:style w:type="paragraph" w:styleId="Header">
     <w:name w:val="header"/>
@@ -909,16 +754,17 @@
     <w:pPr>
       <w:keepNext/>
       <w:keepLines/>
-      <w:spacing w:before="480" w:after="0"/>
+      <w:spacing w:before="480" w:after="120" w:line="259" w:lineRule="auto"/>
       <w:outlineLvl w:val="0"/>
     </w:pPr>
     <w:rPr>
-      <w:rFonts w:asciiTheme="majorHAnsi" w:eastAsiaTheme="majorEastAsia" w:hAnsiTheme="majorHAnsi" w:cstheme="majorBidi"/>
+      <w:rFonts w:ascii="Times New Roman" w:hAnsi="Times New Roman"/>
       <w:b/>
       <w:bCs/>
-      <w:color w:val="365F91" w:themeColor="accent1" w:themeShade="BF"/>
-      <w:sz w:val="28"/>
+      <w:color w:val="000000"/>
+      <w:sz w:val="26"/>
       <w:szCs w:val="28"/>
+      <w:lang w:val="ky-KG"/>
     </w:rPr>
   </w:style>
   <w:style w:type="paragraph" w:styleId="Heading2">
@@ -933,16 +779,17 @@
     <w:pPr>
       <w:keepNext/>
       <w:keepLines/>
-      <w:spacing w:before="200" w:after="0"/>
+      <w:spacing w:before="200" w:after="120" w:line="259" w:lineRule="auto"/>
       <w:outlineLvl w:val="1"/>
     </w:pPr>
     <w:rPr>
-      <w:rFonts w:asciiTheme="majorHAnsi" w:eastAsiaTheme="majorEastAsia" w:hAnsiTheme="majorHAnsi" w:cstheme="majorBidi"/>
+      <w:rFonts w:ascii="Times New Roman" w:hAnsi="Times New Roman"/>
       <w:b/>
       <w:bCs/>
-      <w:color w:val="4F81BD" w:themeColor="accent1"/>
+      <w:color w:val="000000"/>
       <w:sz w:val="26"/>
       <w:szCs w:val="26"/>
+      <w:lang w:val="ky-KG"/>
     </w:rPr>
   </w:style>
   <w:style w:type="paragraph" w:styleId="Heading3">
@@ -961,7 +808,7 @@
       <w:outlineLvl w:val="2"/>
     </w:pPr>
     <w:rPr>
-      <w:rFonts w:asciiTheme="majorHAnsi" w:eastAsiaTheme="majorEastAsia" w:hAnsiTheme="majorHAnsi" w:cstheme="majorBidi"/>
+      <w:rFonts/>
       <w:b/>
       <w:bCs/>
       <w:color w:val="4F81BD" w:themeColor="accent1"/>
@@ -984,7 +831,7 @@
       <w:outlineLvl w:val="3"/>
     </w:pPr>
     <w:rPr>
-      <w:rFonts w:asciiTheme="majorHAnsi" w:eastAsiaTheme="majorEastAsia" w:hAnsiTheme="majorHAnsi" w:cstheme="majorBidi"/>
+      <w:rFonts/>
       <w:b/>
       <w:bCs/>
       <w:i/>
@@ -1009,7 +856,7 @@
       <w:outlineLvl w:val="4"/>
     </w:pPr>
     <w:rPr>
-      <w:rFonts w:asciiTheme="majorHAnsi" w:eastAsiaTheme="majorEastAsia" w:hAnsiTheme="majorHAnsi" w:cstheme="majorBidi"/>
+      <w:rFonts/>
       <w:color w:val="243F60" w:themeColor="accent1" w:themeShade="7F"/>
     </w:rPr>
   </w:style>
@@ -1030,7 +877,7 @@
       <w:outlineLvl w:val="5"/>
     </w:pPr>
     <w:rPr>
-      <w:rFonts w:asciiTheme="majorHAnsi" w:eastAsiaTheme="majorEastAsia" w:hAnsiTheme="majorHAnsi" w:cstheme="majorBidi"/>
+      <w:rFonts/>
       <w:i/>
       <w:iCs/>
       <w:color w:val="243F60" w:themeColor="accent1" w:themeShade="7F"/>
@@ -1053,7 +900,7 @@
       <w:outlineLvl w:val="6"/>
     </w:pPr>
     <w:rPr>
-      <w:rFonts w:asciiTheme="majorHAnsi" w:eastAsiaTheme="majorEastAsia" w:hAnsiTheme="majorHAnsi" w:cstheme="majorBidi"/>
+      <w:rFonts/>
       <w:i/>
       <w:iCs/>
       <w:color w:val="404040" w:themeColor="text1" w:themeTint="BF"/>
@@ -1076,7 +923,7 @@
       <w:outlineLvl w:val="7"/>
     </w:pPr>
     <w:rPr>
-      <w:rFonts w:asciiTheme="majorHAnsi" w:eastAsiaTheme="majorEastAsia" w:hAnsiTheme="majorHAnsi" w:cstheme="majorBidi"/>
+      <w:rFonts/>
       <w:color w:val="4F81BD" w:themeColor="accent1"/>
       <w:sz w:val="20"/>
       <w:szCs w:val="20"/>
@@ -1099,7 +946,7 @@
       <w:outlineLvl w:val="8"/>
     </w:pPr>
     <w:rPr>
-      <w:rFonts w:asciiTheme="majorHAnsi" w:eastAsiaTheme="majorEastAsia" w:hAnsiTheme="majorHAnsi" w:cstheme="majorBidi"/>
+      <w:rFonts/>
       <w:i/>
       <w:iCs/>
       <w:color w:val="404040" w:themeColor="text1" w:themeTint="BF"/>
@@ -1150,7 +997,7 @@
     <w:uiPriority w:val="9"/>
     <w:rsid w:val="00FC693F"/>
     <w:rPr>
-      <w:rFonts w:asciiTheme="majorHAnsi" w:eastAsiaTheme="majorEastAsia" w:hAnsiTheme="majorHAnsi" w:cstheme="majorBidi"/>
+      <w:rFonts/>
       <w:b/>
       <w:bCs/>
       <w:color w:val="365F91" w:themeColor="accent1" w:themeShade="BF"/>
@@ -1165,7 +1012,7 @@
     <w:uiPriority w:val="9"/>
     <w:rsid w:val="00FC693F"/>
     <w:rPr>
-      <w:rFonts w:asciiTheme="majorHAnsi" w:eastAsiaTheme="majorEastAsia" w:hAnsiTheme="majorHAnsi" w:cstheme="majorBidi"/>
+      <w:rFonts/>
       <w:b/>
       <w:bCs/>
       <w:color w:val="4F81BD" w:themeColor="accent1"/>
@@ -1180,7 +1027,7 @@
     <w:uiPriority w:val="9"/>
     <w:rsid w:val="00FC693F"/>
     <w:rPr>
-      <w:rFonts w:asciiTheme="majorHAnsi" w:eastAsiaTheme="majorEastAsia" w:hAnsiTheme="majorHAnsi" w:cstheme="majorBidi"/>
+      <w:rFonts/>
       <w:b/>
       <w:bCs/>
       <w:color w:val="4F81BD" w:themeColor="accent1"/>
@@ -1195,19 +1042,17 @@
     <w:qFormat/>
     <w:rsid w:val="00FC693F"/>
     <w:pPr>
-      <w:pBdr>
-        <w:bottom w:val="single" w:sz="8" w:space="4" w:color="4F81BD" w:themeColor="accent1"/>
-      </w:pBdr>
-      <w:spacing w:after="300" w:line="240" w:lineRule="auto"/>
+      <w:spacing w:after="120" w:line="259" w:lineRule="auto"/>
       <w:contextualSpacing/>
     </w:pPr>
     <w:rPr>
-      <w:rFonts w:asciiTheme="majorHAnsi" w:eastAsiaTheme="majorEastAsia" w:hAnsiTheme="majorHAnsi" w:cstheme="majorBidi"/>
-      <w:color w:val="17365D" w:themeColor="text2" w:themeShade="BF"/>
+      <w:rFonts w:ascii="Times New Roman" w:hAnsi="Times New Roman"/>
+      <w:color w:val="000000"/>
       <w:spacing w:val="5"/>
       <w:kern w:val="28"/>
-      <w:sz w:val="52"/>
+      <w:sz w:val="40"/>
       <w:szCs w:val="52"/>
+      <w:lang w:val="ky-KG"/>
     </w:rPr>
   </w:style>
   <w:style w:type="character" w:customStyle="1" w:styleId="TitleChar">
@@ -1217,7 +1062,7 @@
     <w:uiPriority w:val="10"/>
     <w:rsid w:val="00FC693F"/>
     <w:rPr>
-      <w:rFonts w:asciiTheme="majorHAnsi" w:eastAsiaTheme="majorEastAsia" w:hAnsiTheme="majorHAnsi" w:cstheme="majorBidi"/>
+      <w:rFonts/>
       <w:color w:val="17365D" w:themeColor="text2" w:themeShade="BF"/>
       <w:spacing w:val="5"/>
       <w:kern w:val="28"/>
@@ -1239,7 +1084,7 @@
       </w:numPr>
     </w:pPr>
     <w:rPr>
-      <w:rFonts w:asciiTheme="majorHAnsi" w:eastAsiaTheme="majorEastAsia" w:hAnsiTheme="majorHAnsi" w:cstheme="majorBidi"/>
+      <w:rFonts/>
       <w:i/>
       <w:iCs/>
       <w:color w:val="4F81BD" w:themeColor="accent1"/>
@@ -1255,7 +1100,7 @@
     <w:uiPriority w:val="11"/>
     <w:rsid w:val="00FC693F"/>
     <w:rPr>
-      <w:rFonts w:asciiTheme="majorHAnsi" w:eastAsiaTheme="majorEastAsia" w:hAnsiTheme="majorHAnsi" w:cstheme="majorBidi"/>
+      <w:rFonts/>
       <w:i/>
       <w:iCs/>
       <w:color w:val="4F81BD" w:themeColor="accent1"/>
@@ -1380,8 +1225,15 @@
       <w:numPr>
         <w:numId w:val="1"/>
       </w:numPr>
+      <w:spacing w:after="120" w:line="259" w:lineRule="auto"/>
       <w:contextualSpacing/>
     </w:pPr>
+    <w:rPr>
+      <w:rFonts w:ascii="Times New Roman" w:hAnsi="Times New Roman"/>
+      <w:color w:val="000000"/>
+      <w:sz w:val="24"/>
+      <w:lang w:val="ky-KG"/>
+    </w:rPr>
   </w:style>
   <w:style w:type="paragraph" w:styleId="ListBullet2">
     <w:name w:val="List Bullet 2"/>
@@ -1553,7 +1405,7 @@
     <w:semiHidden/>
     <w:rsid w:val="00FC693F"/>
     <w:rPr>
-      <w:rFonts w:asciiTheme="majorHAnsi" w:eastAsiaTheme="majorEastAsia" w:hAnsiTheme="majorHAnsi" w:cstheme="majorBidi"/>
+      <w:rFonts/>
       <w:b/>
       <w:bCs/>
       <w:i/>
@@ -1569,7 +1421,7 @@
     <w:semiHidden/>
     <w:rsid w:val="00FC693F"/>
     <w:rPr>
-      <w:rFonts w:asciiTheme="majorHAnsi" w:eastAsiaTheme="majorEastAsia" w:hAnsiTheme="majorHAnsi" w:cstheme="majorBidi"/>
+      <w:rFonts/>
       <w:color w:val="243F60" w:themeColor="accent1" w:themeShade="7F"/>
     </w:rPr>
   </w:style>
@@ -1581,7 +1433,7 @@
     <w:semiHidden/>
     <w:rsid w:val="00FC693F"/>
     <w:rPr>
-      <w:rFonts w:asciiTheme="majorHAnsi" w:eastAsiaTheme="majorEastAsia" w:hAnsiTheme="majorHAnsi" w:cstheme="majorBidi"/>
+      <w:rFonts/>
       <w:i/>
       <w:iCs/>
       <w:color w:val="243F60" w:themeColor="accent1" w:themeShade="7F"/>
@@ -1595,7 +1447,7 @@
     <w:semiHidden/>
     <w:rsid w:val="00FC693F"/>
     <w:rPr>
-      <w:rFonts w:asciiTheme="majorHAnsi" w:eastAsiaTheme="majorEastAsia" w:hAnsiTheme="majorHAnsi" w:cstheme="majorBidi"/>
+      <w:rFonts/>
       <w:i/>
       <w:iCs/>
       <w:color w:val="404040" w:themeColor="text1" w:themeTint="BF"/>
@@ -1609,7 +1461,7 @@
     <w:semiHidden/>
     <w:rsid w:val="00FC693F"/>
     <w:rPr>
-      <w:rFonts w:asciiTheme="majorHAnsi" w:eastAsiaTheme="majorEastAsia" w:hAnsiTheme="majorHAnsi" w:cstheme="majorBidi"/>
+      <w:rFonts/>
       <w:color w:val="4F81BD" w:themeColor="accent1"/>
       <w:sz w:val="20"/>
       <w:szCs w:val="20"/>
@@ -1623,7 +1475,7 @@
     <w:semiHidden/>
     <w:rsid w:val="00FC693F"/>
     <w:rPr>
-      <w:rFonts w:asciiTheme="majorHAnsi" w:eastAsiaTheme="majorEastAsia" w:hAnsiTheme="majorHAnsi" w:cstheme="majorBidi"/>
+      <w:rFonts/>
       <w:i/>
       <w:iCs/>
       <w:color w:val="404040" w:themeColor="text1" w:themeTint="BF"/>
@@ -1682,9 +1534,6 @@
     <w:qFormat/>
     <w:rsid w:val="00FC693F"/>
     <w:pPr>
-      <w:pBdr>
-        <w:bottom w:val="single" w:sz="4" w:space="4" w:color="4F81BD" w:themeColor="accent1"/>
-      </w:pBdr>
       <w:spacing w:before="200" w:after="280"/>
       <w:ind w:left="936" w:right="936"/>
     </w:pPr>
@@ -3212,7 +3061,7 @@
         <w:spacing w:before="0" w:after="0" w:line="240" w:lineRule="auto"/>
       </w:pPr>
       <w:rPr>
-        <w:rFonts w:asciiTheme="majorHAnsi" w:eastAsiaTheme="majorEastAsia" w:hAnsiTheme="majorHAnsi" w:cstheme="majorBidi"/>
+        <w:rFonts/>
         <w:b/>
         <w:bCs/>
       </w:rPr>
@@ -3233,7 +3082,7 @@
         <w:spacing w:before="0" w:after="0" w:line="240" w:lineRule="auto"/>
       </w:pPr>
       <w:rPr>
-        <w:rFonts w:asciiTheme="majorHAnsi" w:eastAsiaTheme="majorEastAsia" w:hAnsiTheme="majorHAnsi" w:cstheme="majorBidi"/>
+        <w:rFonts/>
         <w:b/>
         <w:bCs/>
       </w:rPr>
@@ -3251,14 +3100,14 @@
     </w:tblStylePr>
     <w:tblStylePr w:type="firstCol">
       <w:rPr>
-        <w:rFonts w:asciiTheme="majorHAnsi" w:eastAsiaTheme="majorEastAsia" w:hAnsiTheme="majorHAnsi" w:cstheme="majorBidi"/>
+        <w:rFonts/>
         <w:b/>
         <w:bCs/>
       </w:rPr>
     </w:tblStylePr>
     <w:tblStylePr w:type="lastCol">
       <w:rPr>
-        <w:rFonts w:asciiTheme="majorHAnsi" w:eastAsiaTheme="majorEastAsia" w:hAnsiTheme="majorHAnsi" w:cstheme="majorBidi"/>
+        <w:rFonts/>
         <w:b/>
         <w:bCs/>
       </w:rPr>
@@ -3342,7 +3191,7 @@
         <w:spacing w:before="0" w:after="0" w:line="240" w:lineRule="auto"/>
       </w:pPr>
       <w:rPr>
-        <w:rFonts w:asciiTheme="majorHAnsi" w:eastAsiaTheme="majorEastAsia" w:hAnsiTheme="majorHAnsi" w:cstheme="majorBidi"/>
+        <w:rFonts/>
         <w:b/>
         <w:bCs/>
       </w:rPr>
@@ -3363,7 +3212,7 @@
         <w:spacing w:before="0" w:after="0" w:line="240" w:lineRule="auto"/>
       </w:pPr>
       <w:rPr>
-        <w:rFonts w:asciiTheme="majorHAnsi" w:eastAsiaTheme="majorEastAsia" w:hAnsiTheme="majorHAnsi" w:cstheme="majorBidi"/>
+        <w:rFonts/>
         <w:b/>
         <w:bCs/>
       </w:rPr>
@@ -3381,14 +3230,14 @@
     </w:tblStylePr>
     <w:tblStylePr w:type="firstCol">
       <w:rPr>
-        <w:rFonts w:asciiTheme="majorHAnsi" w:eastAsiaTheme="majorEastAsia" w:hAnsiTheme="majorHAnsi" w:cstheme="majorBidi"/>
+        <w:rFonts/>
         <w:b/>
         <w:bCs/>
       </w:rPr>
     </w:tblStylePr>
     <w:tblStylePr w:type="lastCol">
       <w:rPr>
-        <w:rFonts w:asciiTheme="majorHAnsi" w:eastAsiaTheme="majorEastAsia" w:hAnsiTheme="majorHAnsi" w:cstheme="majorBidi"/>
+        <w:rFonts/>
         <w:b/>
         <w:bCs/>
       </w:rPr>
@@ -3472,7 +3321,7 @@
         <w:spacing w:before="0" w:after="0" w:line="240" w:lineRule="auto"/>
       </w:pPr>
       <w:rPr>
-        <w:rFonts w:asciiTheme="majorHAnsi" w:eastAsiaTheme="majorEastAsia" w:hAnsiTheme="majorHAnsi" w:cstheme="majorBidi"/>
+        <w:rFonts/>
         <w:b/>
         <w:bCs/>
       </w:rPr>
@@ -3493,7 +3342,7 @@
         <w:spacing w:before="0" w:after="0" w:line="240" w:lineRule="auto"/>
       </w:pPr>
       <w:rPr>
-        <w:rFonts w:asciiTheme="majorHAnsi" w:eastAsiaTheme="majorEastAsia" w:hAnsiTheme="majorHAnsi" w:cstheme="majorBidi"/>
+        <w:rFonts/>
         <w:b/>
         <w:bCs/>
       </w:rPr>
@@ -3511,14 +3360,14 @@
     </w:tblStylePr>
     <w:tblStylePr w:type="firstCol">
       <w:rPr>
-        <w:rFonts w:asciiTheme="majorHAnsi" w:eastAsiaTheme="majorEastAsia" w:hAnsiTheme="majorHAnsi" w:cstheme="majorBidi"/>
+        <w:rFonts/>
         <w:b/>
         <w:bCs/>
       </w:rPr>
     </w:tblStylePr>
     <w:tblStylePr w:type="lastCol">
       <w:rPr>
-        <w:rFonts w:asciiTheme="majorHAnsi" w:eastAsiaTheme="majorEastAsia" w:hAnsiTheme="majorHAnsi" w:cstheme="majorBidi"/>
+        <w:rFonts/>
         <w:b/>
         <w:bCs/>
       </w:rPr>
@@ -3602,7 +3451,7 @@
         <w:spacing w:before="0" w:after="0" w:line="240" w:lineRule="auto"/>
       </w:pPr>
       <w:rPr>
-        <w:rFonts w:asciiTheme="majorHAnsi" w:eastAsiaTheme="majorEastAsia" w:hAnsiTheme="majorHAnsi" w:cstheme="majorBidi"/>
+        <w:rFonts/>
         <w:b/>
         <w:bCs/>
       </w:rPr>
@@ -3623,7 +3472,7 @@
         <w:spacing w:before="0" w:after="0" w:line="240" w:lineRule="auto"/>
       </w:pPr>
       <w:rPr>
-        <w:rFonts w:asciiTheme="majorHAnsi" w:eastAsiaTheme="majorEastAsia" w:hAnsiTheme="majorHAnsi" w:cstheme="majorBidi"/>
+        <w:rFonts/>
         <w:b/>
         <w:bCs/>
       </w:rPr>
@@ -3641,14 +3490,14 @@
     </w:tblStylePr>
     <w:tblStylePr w:type="firstCol">
       <w:rPr>
-        <w:rFonts w:asciiTheme="majorHAnsi" w:eastAsiaTheme="majorEastAsia" w:hAnsiTheme="majorHAnsi" w:cstheme="majorBidi"/>
+        <w:rFonts/>
         <w:b/>
         <w:bCs/>
       </w:rPr>
     </w:tblStylePr>
     <w:tblStylePr w:type="lastCol">
       <w:rPr>
-        <w:rFonts w:asciiTheme="majorHAnsi" w:eastAsiaTheme="majorEastAsia" w:hAnsiTheme="majorHAnsi" w:cstheme="majorBidi"/>
+        <w:rFonts/>
         <w:b/>
         <w:bCs/>
       </w:rPr>
@@ -3732,7 +3581,7 @@
         <w:spacing w:before="0" w:after="0" w:line="240" w:lineRule="auto"/>
       </w:pPr>
       <w:rPr>
-        <w:rFonts w:asciiTheme="majorHAnsi" w:eastAsiaTheme="majorEastAsia" w:hAnsiTheme="majorHAnsi" w:cstheme="majorBidi"/>
+        <w:rFonts/>
         <w:b/>
         <w:bCs/>
       </w:rPr>
@@ -3753,7 +3602,7 @@
         <w:spacing w:before="0" w:after="0" w:line="240" w:lineRule="auto"/>
       </w:pPr>
       <w:rPr>
-        <w:rFonts w:asciiTheme="majorHAnsi" w:eastAsiaTheme="majorEastAsia" w:hAnsiTheme="majorHAnsi" w:cstheme="majorBidi"/>
+        <w:rFonts/>
         <w:b/>
         <w:bCs/>
       </w:rPr>
@@ -3771,14 +3620,14 @@
     </w:tblStylePr>
     <w:tblStylePr w:type="firstCol">
       <w:rPr>
-        <w:rFonts w:asciiTheme="majorHAnsi" w:eastAsiaTheme="majorEastAsia" w:hAnsiTheme="majorHAnsi" w:cstheme="majorBidi"/>
+        <w:rFonts/>
         <w:b/>
         <w:bCs/>
       </w:rPr>
     </w:tblStylePr>
     <w:tblStylePr w:type="lastCol">
       <w:rPr>
-        <w:rFonts w:asciiTheme="majorHAnsi" w:eastAsiaTheme="majorEastAsia" w:hAnsiTheme="majorHAnsi" w:cstheme="majorBidi"/>
+        <w:rFonts/>
         <w:b/>
         <w:bCs/>
       </w:rPr>
@@ -3862,7 +3711,7 @@
         <w:spacing w:before="0" w:after="0" w:line="240" w:lineRule="auto"/>
       </w:pPr>
       <w:rPr>
-        <w:rFonts w:asciiTheme="majorHAnsi" w:eastAsiaTheme="majorEastAsia" w:hAnsiTheme="majorHAnsi" w:cstheme="majorBidi"/>
+        <w:rFonts/>
         <w:b/>
         <w:bCs/>
       </w:rPr>
@@ -3883,7 +3732,7 @@
         <w:spacing w:before="0" w:after="0" w:line="240" w:lineRule="auto"/>
       </w:pPr>
       <w:rPr>
-        <w:rFonts w:asciiTheme="majorHAnsi" w:eastAsiaTheme="majorEastAsia" w:hAnsiTheme="majorHAnsi" w:cstheme="majorBidi"/>
+        <w:rFonts/>
         <w:b/>
         <w:bCs/>
       </w:rPr>
@@ -3901,14 +3750,14 @@
     </w:tblStylePr>
     <w:tblStylePr w:type="firstCol">
       <w:rPr>
-        <w:rFonts w:asciiTheme="majorHAnsi" w:eastAsiaTheme="majorEastAsia" w:hAnsiTheme="majorHAnsi" w:cstheme="majorBidi"/>
+        <w:rFonts/>
         <w:b/>
         <w:bCs/>
       </w:rPr>
     </w:tblStylePr>
     <w:tblStylePr w:type="lastCol">
       <w:rPr>
-        <w:rFonts w:asciiTheme="majorHAnsi" w:eastAsiaTheme="majorEastAsia" w:hAnsiTheme="majorHAnsi" w:cstheme="majorBidi"/>
+        <w:rFonts/>
         <w:b/>
         <w:bCs/>
       </w:rPr>
@@ -3992,7 +3841,7 @@
         <w:spacing w:before="0" w:after="0" w:line="240" w:lineRule="auto"/>
       </w:pPr>
       <w:rPr>
-        <w:rFonts w:asciiTheme="majorHAnsi" w:eastAsiaTheme="majorEastAsia" w:hAnsiTheme="majorHAnsi" w:cstheme="majorBidi"/>
+        <w:rFonts/>
         <w:b/>
         <w:bCs/>
       </w:rPr>
@@ -4013,7 +3862,7 @@
         <w:spacing w:before="0" w:after="0" w:line="240" w:lineRule="auto"/>
       </w:pPr>
       <w:rPr>
-        <w:rFonts w:asciiTheme="majorHAnsi" w:eastAsiaTheme="majorEastAsia" w:hAnsiTheme="majorHAnsi" w:cstheme="majorBidi"/>
+        <w:rFonts/>
         <w:b/>
         <w:bCs/>
       </w:rPr>
@@ -4031,14 +3880,14 @@
     </w:tblStylePr>
     <w:tblStylePr w:type="firstCol">
       <w:rPr>
-        <w:rFonts w:asciiTheme="majorHAnsi" w:eastAsiaTheme="majorEastAsia" w:hAnsiTheme="majorHAnsi" w:cstheme="majorBidi"/>
+        <w:rFonts/>
         <w:b/>
         <w:bCs/>
       </w:rPr>
     </w:tblStylePr>
     <w:tblStylePr w:type="lastCol">
       <w:rPr>
-        <w:rFonts w:asciiTheme="majorHAnsi" w:eastAsiaTheme="majorEastAsia" w:hAnsiTheme="majorHAnsi" w:cstheme="majorBidi"/>
+        <w:rFonts/>
         <w:b/>
         <w:bCs/>
       </w:rPr>
@@ -5903,7 +5752,7 @@
     </w:tblPr>
     <w:tblStylePr w:type="firstRow">
       <w:rPr>
-        <w:rFonts w:asciiTheme="majorHAnsi" w:eastAsiaTheme="majorEastAsia" w:hAnsiTheme="majorHAnsi" w:cstheme="majorBidi"/>
+        <w:rFonts/>
       </w:rPr>
       <w:tblPr/>
       <w:tcPr>
@@ -5987,7 +5836,7 @@
     </w:tblPr>
     <w:tblStylePr w:type="firstRow">
       <w:rPr>
-        <w:rFonts w:asciiTheme="majorHAnsi" w:eastAsiaTheme="majorEastAsia" w:hAnsiTheme="majorHAnsi" w:cstheme="majorBidi"/>
+        <w:rFonts/>
       </w:rPr>
       <w:tblPr/>
       <w:tcPr>
@@ -6071,7 +5920,7 @@
     </w:tblPr>
     <w:tblStylePr w:type="firstRow">
       <w:rPr>
-        <w:rFonts w:asciiTheme="majorHAnsi" w:eastAsiaTheme="majorEastAsia" w:hAnsiTheme="majorHAnsi" w:cstheme="majorBidi"/>
+        <w:rFonts/>
       </w:rPr>
       <w:tblPr/>
       <w:tcPr>
@@ -6155,7 +6004,7 @@
     </w:tblPr>
     <w:tblStylePr w:type="firstRow">
       <w:rPr>
-        <w:rFonts w:asciiTheme="majorHAnsi" w:eastAsiaTheme="majorEastAsia" w:hAnsiTheme="majorHAnsi" w:cstheme="majorBidi"/>
+        <w:rFonts/>
       </w:rPr>
       <w:tblPr/>
       <w:tcPr>
@@ -6239,7 +6088,7 @@
     </w:tblPr>
     <w:tblStylePr w:type="firstRow">
       <w:rPr>
-        <w:rFonts w:asciiTheme="majorHAnsi" w:eastAsiaTheme="majorEastAsia" w:hAnsiTheme="majorHAnsi" w:cstheme="majorBidi"/>
+        <w:rFonts/>
       </w:rPr>
       <w:tblPr/>
       <w:tcPr>
@@ -6323,7 +6172,7 @@
     </w:tblPr>
     <w:tblStylePr w:type="firstRow">
       <w:rPr>
-        <w:rFonts w:asciiTheme="majorHAnsi" w:eastAsiaTheme="majorEastAsia" w:hAnsiTheme="majorHAnsi" w:cstheme="majorBidi"/>
+        <w:rFonts/>
       </w:rPr>
       <w:tblPr/>
       <w:tcPr>
@@ -6407,7 +6256,7 @@
     </w:tblPr>
     <w:tblStylePr w:type="firstRow">
       <w:rPr>
-        <w:rFonts w:asciiTheme="majorHAnsi" w:eastAsiaTheme="majorEastAsia" w:hAnsiTheme="majorHAnsi" w:cstheme="majorBidi"/>
+        <w:rFonts/>
       </w:rPr>
       <w:tblPr/>
       <w:tcPr>
@@ -6472,7 +6321,7 @@
       <w:spacing w:after="0" w:line="240" w:lineRule="auto"/>
     </w:pPr>
     <w:rPr>
-      <w:rFonts w:asciiTheme="majorHAnsi" w:eastAsiaTheme="majorEastAsia" w:hAnsiTheme="majorHAnsi" w:cstheme="majorBidi"/>
+      <w:rFonts/>
       <w:color w:val="000000" w:themeColor="text1"/>
     </w:rPr>
     <w:tblPr>
@@ -6600,7 +6449,7 @@
       <w:spacing w:after="0" w:line="240" w:lineRule="auto"/>
     </w:pPr>
     <w:rPr>
-      <w:rFonts w:asciiTheme="majorHAnsi" w:eastAsiaTheme="majorEastAsia" w:hAnsiTheme="majorHAnsi" w:cstheme="majorBidi"/>
+      <w:rFonts/>
       <w:color w:val="000000" w:themeColor="text1"/>
     </w:rPr>
     <w:tblPr>
@@ -6728,7 +6577,7 @@
       <w:spacing w:after="0" w:line="240" w:lineRule="auto"/>
     </w:pPr>
     <w:rPr>
-      <w:rFonts w:asciiTheme="majorHAnsi" w:eastAsiaTheme="majorEastAsia" w:hAnsiTheme="majorHAnsi" w:cstheme="majorBidi"/>
+      <w:rFonts/>
       <w:color w:val="000000" w:themeColor="text1"/>
     </w:rPr>
     <w:tblPr>
@@ -6856,7 +6705,7 @@
       <w:spacing w:after="0" w:line="240" w:lineRule="auto"/>
     </w:pPr>
     <w:rPr>
-      <w:rFonts w:asciiTheme="majorHAnsi" w:eastAsiaTheme="majorEastAsia" w:hAnsiTheme="majorHAnsi" w:cstheme="majorBidi"/>
+      <w:rFonts/>
       <w:color w:val="000000" w:themeColor="text1"/>
     </w:rPr>
     <w:tblPr>
@@ -6984,7 +6833,7 @@
       <w:spacing w:after="0" w:line="240" w:lineRule="auto"/>
     </w:pPr>
     <w:rPr>
-      <w:rFonts w:asciiTheme="majorHAnsi" w:eastAsiaTheme="majorEastAsia" w:hAnsiTheme="majorHAnsi" w:cstheme="majorBidi"/>
+      <w:rFonts/>
       <w:color w:val="000000" w:themeColor="text1"/>
     </w:rPr>
     <w:tblPr>
@@ -7112,7 +6961,7 @@
       <w:spacing w:after="0" w:line="240" w:lineRule="auto"/>
     </w:pPr>
     <w:rPr>
-      <w:rFonts w:asciiTheme="majorHAnsi" w:eastAsiaTheme="majorEastAsia" w:hAnsiTheme="majorHAnsi" w:cstheme="majorBidi"/>
+      <w:rFonts/>
       <w:color w:val="000000" w:themeColor="text1"/>
     </w:rPr>
     <w:tblPr>
@@ -7240,7 +7089,7 @@
       <w:spacing w:after="0" w:line="240" w:lineRule="auto"/>
     </w:pPr>
     <w:rPr>
-      <w:rFonts w:asciiTheme="majorHAnsi" w:eastAsiaTheme="majorEastAsia" w:hAnsiTheme="majorHAnsi" w:cstheme="majorBidi"/>
+      <w:rFonts/>
       <w:color w:val="000000" w:themeColor="text1"/>
     </w:rPr>
     <w:tblPr>
@@ -7879,7 +7728,7 @@
       <w:spacing w:after="0" w:line="240" w:lineRule="auto"/>
     </w:pPr>
     <w:rPr>
-      <w:rFonts w:asciiTheme="majorHAnsi" w:eastAsiaTheme="majorEastAsia" w:hAnsiTheme="majorHAnsi" w:cstheme="majorBidi"/>
+      <w:rFonts/>
       <w:color w:val="000000" w:themeColor="text1"/>
     </w:rPr>
     <w:tblPr>
@@ -8004,7 +7853,7 @@
       <w:spacing w:after="0" w:line="240" w:lineRule="auto"/>
     </w:pPr>
     <w:rPr>
-      <w:rFonts w:asciiTheme="majorHAnsi" w:eastAsiaTheme="majorEastAsia" w:hAnsiTheme="majorHAnsi" w:cstheme="majorBidi"/>
+      <w:rFonts/>
       <w:color w:val="000000" w:themeColor="text1"/>
     </w:rPr>
     <w:tblPr>
@@ -8129,7 +7978,7 @@
       <w:spacing w:after="0" w:line="240" w:lineRule="auto"/>
     </w:pPr>
     <w:rPr>
-      <w:rFonts w:asciiTheme="majorHAnsi" w:eastAsiaTheme="majorEastAsia" w:hAnsiTheme="majorHAnsi" w:cstheme="majorBidi"/>
+      <w:rFonts/>
       <w:color w:val="000000" w:themeColor="text1"/>
     </w:rPr>
     <w:tblPr>
@@ -8254,7 +8103,7 @@
       <w:spacing w:after="0" w:line="240" w:lineRule="auto"/>
     </w:pPr>
     <w:rPr>
-      <w:rFonts w:asciiTheme="majorHAnsi" w:eastAsiaTheme="majorEastAsia" w:hAnsiTheme="majorHAnsi" w:cstheme="majorBidi"/>
+      <w:rFonts/>
       <w:color w:val="000000" w:themeColor="text1"/>
     </w:rPr>
     <w:tblPr>
@@ -8379,7 +8228,7 @@
       <w:spacing w:after="0" w:line="240" w:lineRule="auto"/>
     </w:pPr>
     <w:rPr>
-      <w:rFonts w:asciiTheme="majorHAnsi" w:eastAsiaTheme="majorEastAsia" w:hAnsiTheme="majorHAnsi" w:cstheme="majorBidi"/>
+      <w:rFonts/>
       <w:color w:val="000000" w:themeColor="text1"/>
     </w:rPr>
     <w:tblPr>
@@ -8504,7 +8353,7 @@
       <w:spacing w:after="0" w:line="240" w:lineRule="auto"/>
     </w:pPr>
     <w:rPr>
-      <w:rFonts w:asciiTheme="majorHAnsi" w:eastAsiaTheme="majorEastAsia" w:hAnsiTheme="majorHAnsi" w:cstheme="majorBidi"/>
+      <w:rFonts/>
       <w:color w:val="000000" w:themeColor="text1"/>
     </w:rPr>
     <w:tblPr>
@@ -8629,7 +8478,7 @@
       <w:spacing w:after="0" w:line="240" w:lineRule="auto"/>
     </w:pPr>
     <w:rPr>
-      <w:rFonts w:asciiTheme="majorHAnsi" w:eastAsiaTheme="majorEastAsia" w:hAnsiTheme="majorHAnsi" w:cstheme="majorBidi"/>
+      <w:rFonts/>
       <w:color w:val="000000" w:themeColor="text1"/>
     </w:rPr>
     <w:tblPr>
